--- a/docs/images/Documenting Game Accessibility.docx
+++ b/docs/images/Documenting Game Accessibility.docx
@@ -2835,8 +2835,8 @@
 </file>
 
 <file path=customXml/item3.xml><?xml version="1.0" encoding="utf-8"?>
-<ct:contentTypeSchema xmlns:ct="http://schemas.microsoft.com/office/2006/metadata/contentType" xmlns:ma="http://schemas.microsoft.com/office/2006/metadata/properties/metaAttributes" ct:_="" ma:_="" ma:contentTypeName="Document" ma:contentTypeID="0x010100456CAEA290209545A9F8681F83603874" ma:contentTypeVersion="18" ma:contentTypeDescription="Create a new document." ma:contentTypeScope="" ma:versionID="e35f94ae33f6d332f6080062d75f0ffe">
-  <xsd:schema xmlns:xsd="http://www.w3.org/2001/XMLSchema" xmlns:xs="http://www.w3.org/2001/XMLSchema" xmlns:p="http://schemas.microsoft.com/office/2006/metadata/properties" xmlns:ns2="8cf100d1-0775-4feb-8634-62999c4541bc" xmlns:ns3="38b325e6-602c-452a-8617-173bf47082c5" targetNamespace="http://schemas.microsoft.com/office/2006/metadata/properties" ma:root="true" ma:fieldsID="7e79f0fd5754c50ae17b688c6992d0ee" ns2:_="" ns3:_="">
+<ct:contentTypeSchema xmlns:ct="http://schemas.microsoft.com/office/2006/metadata/contentType" xmlns:ma="http://schemas.microsoft.com/office/2006/metadata/properties/metaAttributes" ct:_="" ma:_="" ma:contentTypeName="Document" ma:contentTypeID="0x010100456CAEA290209545A9F8681F83603874" ma:contentTypeVersion="19" ma:contentTypeDescription="Create a new document." ma:contentTypeScope="" ma:versionID="a5b95c81d0183cd265e4c0ae7d195efc">
+  <xsd:schema xmlns:xsd="http://www.w3.org/2001/XMLSchema" xmlns:xs="http://www.w3.org/2001/XMLSchema" xmlns:p="http://schemas.microsoft.com/office/2006/metadata/properties" xmlns:ns2="8cf100d1-0775-4feb-8634-62999c4541bc" xmlns:ns3="38b325e6-602c-452a-8617-173bf47082c5" targetNamespace="http://schemas.microsoft.com/office/2006/metadata/properties" ma:root="true" ma:fieldsID="39769bd7f15653c282ab5152dbadbd81" ns2:_="" ns3:_="">
     <xsd:import namespace="8cf100d1-0775-4feb-8634-62999c4541bc"/>
     <xsd:import namespace="38b325e6-602c-452a-8617-173bf47082c5"/>
     <xsd:element name="properties">
@@ -2861,6 +2861,7 @@
                 <xsd:element ref="ns3:TaxCatchAll" minOccurs="0"/>
                 <xsd:element ref="ns2:MediaServiceObjectDetectorVersions" minOccurs="0"/>
                 <xsd:element ref="ns2:MediaServiceSearchProperties" minOccurs="0"/>
+                <xsd:element ref="ns2:MediaServiceBillingMetadata" minOccurs="0"/>
               </xsd:all>
             </xsd:complexType>
           </xsd:element>
@@ -2938,6 +2939,11 @@
       </xsd:simpleType>
     </xsd:element>
     <xsd:element name="MediaServiceSearchProperties" ma:index="24" nillable="true" ma:displayName="MediaServiceSearchProperties" ma:hidden="true" ma:internalName="MediaServiceSearchProperties" ma:readOnly="true">
+      <xsd:simpleType>
+        <xsd:restriction base="dms:Note"/>
+      </xsd:simpleType>
+    </xsd:element>
+    <xsd:element name="MediaServiceBillingMetadata" ma:index="25" nillable="true" ma:displayName="MediaServiceBillingMetadata" ma:hidden="true" ma:internalName="MediaServiceBillingMetadata" ma:readOnly="true">
       <xsd:simpleType>
         <xsd:restriction base="dms:Note"/>
       </xsd:simpleType>
@@ -3103,5 +3109,5 @@
 </file>
 
 <file path=customXml/itemProps3.xml><?xml version="1.0" encoding="utf-8"?>
-<ds:datastoreItem xmlns:ds="http://schemas.openxmlformats.org/officeDocument/2006/customXml" ds:itemID="{7F0B0CE2-E0B6-447E-8949-F262EBF031F7}"/>
+<ds:datastoreItem xmlns:ds="http://schemas.openxmlformats.org/officeDocument/2006/customXml" ds:itemID="{D261FEC1-89E3-49E6-8A08-98B8165B29E4}"/>
 </file>